--- a/КУРСОВАЯ_ООП/4_подраздел.docx
+++ b/КУРСОВАЯ_ООП/4_подраздел.docx
@@ -8,26 +8,84 @@
         <w:keepNext/>
         <w:numPr>
           <w:ilvl w:val="0"/>
-          <w:numId w:val="14"/>
+          <w:numId w:val="0"/>
         </w:numPr>
-      </w:pPr>
+        <w:ind w:left="360"/>
+      </w:pPr>
+      <w:r>
+        <w:t>4</w:t>
+      </w:r>
+      <w:r>
+        <w:tab/>
+      </w:r>
       <w:r>
         <w:t>ТРЕБОВАНИЯ К ПРИЛОЖЕНИЮ</w:t>
       </w:r>
     </w:p>
     <w:p>
       <w:r>
-        <w:t>При запуске приложения перед пользователем появляется окно, в котором на выбор представлены кнопки: «Запуск» и «Настройки». В настройках приложения пользователь регулирует размер поля, а также громкость музыкального сопровождения.</w:t>
+        <w:t>Игровое поле размером 5 на 5. Каждый игрок поочерёдно добавляет свою букву. Игра заканчивается, если не остаётся свободного места или невозможно составить существующее слово.</w:t>
       </w:r>
     </w:p>
     <w:p>
       <w:r>
-        <w:t>Нажав на кнопку запуска, пользователь попадает в следующее окно, в котором необходимо указать количество игроков, внести их имена или псевдонимы, а также зеленая кнопка «запуск». Оказавшись на игровом поле, случайным образом определяется игрок, который начнёт игру, написав первое слово по горизонтали на поле. Далее идёт порядок, как при внесении игроков, начиная с выбранного участника. Пример: три игрока, назовём их Андрей, Василий, Михаил. Оказавшись на поле, случайным образом выбирается пользователь Василий, который вписывает слово. Далее порядок идёт: Михаил – Андрей – Василий, затем по кругу.</w:t>
+        <w:t xml:space="preserve">При запуске перед пользователем предстаёт меню с запуском и настройками. В настройках можно регулировать размер поля, громкость музыкального сопровождения, кнопка перехода в текстовой файл, содержащий всевозможные </w:t>
+      </w:r>
+      <w:r>
+        <w:t xml:space="preserve">допустимые </w:t>
+      </w:r>
+      <w:r>
+        <w:t>слова. В меню «запуск» пользовател</w:t>
+      </w:r>
+      <w:r>
+        <w:t>ь</w:t>
+      </w:r>
+      <w:r>
+        <w:t xml:space="preserve"> выбирает количество игроков, указ</w:t>
+      </w:r>
+      <w:r>
+        <w:t>ывает</w:t>
+      </w:r>
+      <w:r>
+        <w:t xml:space="preserve"> их имена, а также </w:t>
+      </w:r>
+      <w:r>
+        <w:t xml:space="preserve">в меню </w:t>
+      </w:r>
+      <w:r>
+        <w:t>располагается зелёная кнопка «Запуск». Пользователя, начинающего игру, выбирают автоматически.</w:t>
       </w:r>
     </w:p>
     <w:p>
       <w:r>
-        <w:t xml:space="preserve">За каждую букву, внесенную пользователем, не учитывая первого слова, начисляется по 5 очков. </w:t>
+        <w:t>На экране, после нажатия кнопки «запуск», в правом верхнем углу представлена таблица с расчётом очков, по центру игровое поле 5 на 5.</w:t>
+      </w:r>
+    </w:p>
+    <w:p>
+      <w:r>
+        <w:t>Не предусматривается игра с искусственным интеллектом, изменение режимов игры, расширения допустимых слов, путём добавления своих.</w:t>
+      </w:r>
+    </w:p>
+    <w:p>
+      <w:r>
+        <w:t xml:space="preserve">Игра написана исключительно на языке программирования </w:t>
+      </w:r>
+      <w:r>
+        <w:rPr>
+          <w:lang w:val="en-US"/>
+        </w:rPr>
+        <w:t>C</w:t>
+      </w:r>
+      <w:r>
+        <w:t xml:space="preserve">++. </w:t>
+      </w:r>
+      <w:r>
+        <w:t>Содержит графический интерфейс.</w:t>
+      </w:r>
+    </w:p>
+    <w:p>
+      <w:r>
+        <w:t>Тестирование происходило на машине:</w:t>
       </w:r>
     </w:p>
     <w:sectPr>

--- a/КУРСОВАЯ_ООП/4_подраздел.docx
+++ b/КУРСОВАЯ_ООП/4_подраздел.docx
@@ -1,6 +1,6 @@
 
 <file path=word/document.xml><?xml version="1.0" encoding="utf-8"?>
-<w:document xmlns:wpc="http://schemas.microsoft.com/office/word/2010/wordprocessingCanvas" xmlns:cx="http://schemas.microsoft.com/office/drawing/2014/chartex" xmlns:cx1="http://schemas.microsoft.com/office/drawing/2015/9/8/chartex" xmlns:cx2="http://schemas.microsoft.com/office/drawing/2015/10/21/chartex" xmlns:cx3="http://schemas.microsoft.com/office/drawing/2016/5/9/chartex" xmlns:cx4="http://schemas.microsoft.com/office/drawing/2016/5/10/chartex" xmlns:cx5="http://schemas.microsoft.com/office/drawing/2016/5/11/chartex" xmlns:cx6="http://schemas.microsoft.com/office/drawing/2016/5/12/chartex" xmlns:cx7="http://schemas.microsoft.com/office/drawing/2016/5/13/chartex" xmlns:cx8="http://schemas.microsoft.com/office/drawing/2016/5/14/chartex" xmlns:mc="http://schemas.openxmlformats.org/markup-compatibility/2006" xmlns:aink="http://schemas.microsoft.com/office/drawing/2016/ink" xmlns:am3d="http://schemas.microsoft.com/office/drawing/2017/model3d" xmlns:o="urn:schemas-microsoft-com:office:office" xmlns:r="http://schemas.openxmlformats.org/officeDocument/2006/relationships" xmlns:m="http://schemas.openxmlformats.org/officeDocument/2006/math" xmlns:v="urn:schemas-microsoft-com:vml" xmlns:wp14="http://schemas.microsoft.com/office/word/2010/wordprocessingDrawing" xmlns:wp="http://schemas.openxmlformats.org/drawingml/2006/wordprocessingDrawing" xmlns:w10="urn:schemas-microsoft-com:office:word" xmlns:w="http://schemas.openxmlformats.org/wordprocessingml/2006/main" xmlns:w14="http://schemas.microsoft.com/office/word/2010/wordml" xmlns:w15="http://schemas.microsoft.com/office/word/2012/wordml" xmlns:w16cex="http://schemas.microsoft.com/office/word/2018/wordml/cex" xmlns:w16cid="http://schemas.microsoft.com/office/word/2016/wordml/cid" xmlns:w16="http://schemas.microsoft.com/office/word/2018/wordml" xmlns:w16sdtdh="http://schemas.microsoft.com/office/word/2020/wordml/sdtdatahash" xmlns:w16se="http://schemas.microsoft.com/office/word/2015/wordml/symex" xmlns:wpg="http://schemas.microsoft.com/office/word/2010/wordprocessingGroup" xmlns:wpi="http://schemas.microsoft.com/office/word/2010/wordprocessingInk" xmlns:wne="http://schemas.microsoft.com/office/word/2006/wordml" xmlns:wps="http://schemas.microsoft.com/office/word/2010/wordprocessingShape" mc:Ignorable="w14 w15 w16se w16cid w16 w16cex w16sdtdh wp14">
+<w:document xmlns:wpc="http://schemas.microsoft.com/office/word/2010/wordprocessingCanvas" xmlns:cx="http://schemas.microsoft.com/office/drawing/2014/chartex" xmlns:cx1="http://schemas.microsoft.com/office/drawing/2015/9/8/chartex" xmlns:cx2="http://schemas.microsoft.com/office/drawing/2015/10/21/chartex" xmlns:cx3="http://schemas.microsoft.com/office/drawing/2016/5/9/chartex" xmlns:cx4="http://schemas.microsoft.com/office/drawing/2016/5/10/chartex" xmlns:cx5="http://schemas.microsoft.com/office/drawing/2016/5/11/chartex" xmlns:cx6="http://schemas.microsoft.com/office/drawing/2016/5/12/chartex" xmlns:cx7="http://schemas.microsoft.com/office/drawing/2016/5/13/chartex" xmlns:cx8="http://schemas.microsoft.com/office/drawing/2016/5/14/chartex" xmlns:mc="http://schemas.openxmlformats.org/markup-compatibility/2006" xmlns:aink="http://schemas.microsoft.com/office/drawing/2016/ink" xmlns:am3d="http://schemas.microsoft.com/office/drawing/2017/model3d" xmlns:o="urn:schemas-microsoft-com:office:office" xmlns:oel="http://schemas.microsoft.com/office/2019/extlst" xmlns:r="http://schemas.openxmlformats.org/officeDocument/2006/relationships" xmlns:m="http://schemas.openxmlformats.org/officeDocument/2006/math" xmlns:v="urn:schemas-microsoft-com:vml" xmlns:wp14="http://schemas.microsoft.com/office/word/2010/wordprocessingDrawing" xmlns:wp="http://schemas.openxmlformats.org/drawingml/2006/wordprocessingDrawing" xmlns:w10="urn:schemas-microsoft-com:office:word" xmlns:w="http://schemas.openxmlformats.org/wordprocessingml/2006/main" xmlns:w14="http://schemas.microsoft.com/office/word/2010/wordml" xmlns:w15="http://schemas.microsoft.com/office/word/2012/wordml" xmlns:w16cex="http://schemas.microsoft.com/office/word/2018/wordml/cex" xmlns:w16cid="http://schemas.microsoft.com/office/word/2016/wordml/cid" xmlns:w16="http://schemas.microsoft.com/office/word/2018/wordml" xmlns:w16sdtdh="http://schemas.microsoft.com/office/word/2020/wordml/sdtdatahash" xmlns:w16se="http://schemas.microsoft.com/office/word/2015/wordml/symex" xmlns:wpg="http://schemas.microsoft.com/office/word/2010/wordprocessingGroup" xmlns:wpi="http://schemas.microsoft.com/office/word/2010/wordprocessingInk" xmlns:wne="http://schemas.microsoft.com/office/word/2006/wordml" xmlns:wps="http://schemas.microsoft.com/office/word/2010/wordprocessingShape" mc:Ignorable="w14 w15 w16se w16cid w16 w16cex w16sdtdh wp14">
   <w:body>
     <w:p>
       <w:pPr>
@@ -26,68 +26,307 @@
       <w:r>
         <w:t>Игровое поле размером 5 на 5. Каждый игрок поочерёдно добавляет свою букву. Игра заканчивается, если не остаётся свободного места или невозможно составить существующее слово.</w:t>
       </w:r>
+      <w:r>
+        <w:t xml:space="preserve"> </w:t>
+      </w:r>
+      <w:r>
+        <w:t>Пользователь име</w:t>
+      </w:r>
+      <w:r>
+        <w:t>е</w:t>
+      </w:r>
+      <w:r>
+        <w:t xml:space="preserve">т возможность управлять игровым процессом следующим образом. Запуск новой игровой сессии осуществляется нажатием кнопки Start. Игру можно приостановить в любой момент нажатием кнопки </w:t>
+      </w:r>
+      <w:proofErr w:type="spellStart"/>
+      <w:r>
+        <w:t>Pause</w:t>
+      </w:r>
+      <w:proofErr w:type="spellEnd"/>
+      <w:r>
+        <w:t xml:space="preserve"> и возобновить повторным нажатием этой же кнопки. Составленное слово подтверждается нажатием кнопки </w:t>
+      </w:r>
+      <w:proofErr w:type="spellStart"/>
+      <w:r>
+        <w:t>Apply</w:t>
+      </w:r>
+      <w:proofErr w:type="spellEnd"/>
+      <w:r>
+        <w:t>.</w:t>
+      </w:r>
+      <w:r>
+        <w:t xml:space="preserve"> </w:t>
+      </w:r>
+      <w:r>
+        <w:t xml:space="preserve">Приложение должно автоматически проверять существование составленного слова в словаре русского языка после нажатия кнопки </w:t>
+      </w:r>
+      <w:proofErr w:type="spellStart"/>
+      <w:r>
+        <w:t>Apply</w:t>
+      </w:r>
+      <w:proofErr w:type="spellEnd"/>
+      <w:r>
+        <w:t>. Если слово существует и соответствует правилам, оно засчитывается, и игроку начисляются очки. Если слово не прошло проверку, пользователь должен быть уведомлён об этом и получить возможность составить другое слово.</w:t>
+      </w:r>
+      <w:r>
+        <w:t xml:space="preserve"> </w:t>
+      </w:r>
+      <w:r>
+        <w:t>Пользователь не может изменять или удалять буквы, размещённые на игровом поле. После добавления буквы и подтверждения слова её положение фиксируется. Приложение не должно сохранять данные об игровых сессиях между запусками. Статистика текущей игры автоматически удаляется при перезапуске приложения.</w:t>
+      </w:r>
     </w:p>
     <w:p>
       <w:r>
-        <w:t xml:space="preserve">При запуске перед пользователем предстаёт меню с запуском и настройками. В настройках можно регулировать размер поля, громкость музыкального сопровождения, кнопка перехода в текстовой файл, содержащий всевозможные </w:t>
-      </w:r>
-      <w:r>
-        <w:t xml:space="preserve">допустимые </w:t>
-      </w:r>
-      <w:r>
-        <w:t>слова. В меню «запуск» пользовател</w:t>
-      </w:r>
-      <w:r>
-        <w:t>ь</w:t>
-      </w:r>
-      <w:r>
-        <w:t xml:space="preserve"> выбирает количество игроков, указ</w:t>
-      </w:r>
-      <w:r>
-        <w:t>ывает</w:t>
-      </w:r>
-      <w:r>
-        <w:t xml:space="preserve"> их имена, а также </w:t>
-      </w:r>
-      <w:r>
-        <w:t xml:space="preserve">в меню </w:t>
-      </w:r>
-      <w:r>
-        <w:t>располагается зелёная кнопка «Запуск». Пользователя, начинающего игру, выбирают автоматически.</w:t>
+        <w:t>Приложение реализовано исключительно для одиночного использования. Режим игры с несколькими игроками, передающими ход друг другу, не предусматривается. Пользователь не может изменять размер игрового поля, добавлять собственные слова в словарь или модифицировать игровые правила. Приложение не предусматривает возможность сохранения игры в точках сохранения и последующей загрузки сохранённого состояния. Механизм изменения уровня сложности не реализуется — игровой процесс протекает в едином режиме для всех игровых сессий.</w:t>
       </w:r>
     </w:p>
     <w:p>
       <w:r>
-        <w:t>На экране, после нажатия кнопки «запуск», в правом верхнем углу представлена таблица с расчётом очков, по центру игровое поле 5 на 5.</w:t>
+        <w:t xml:space="preserve">Приложение оперирует следующими сущностями: игровое поле — двумерный массив размером 5 на 5, содержащий буквы или пустые клетки; слово — последовательность смежных букв на игровом поле, образующая </w:t>
+      </w:r>
+      <w:r>
+        <w:lastRenderedPageBreak/>
+        <w:t>существительное в именительном падеже единственного числа; счёт — целочисленное значение, отражающее количество набранных очков; таймер — временной интервал, отсчитывающий оставшееся время на выполнение хода; словарь — список допустимых слов русского языка.</w:t>
       </w:r>
     </w:p>
     <w:p>
       <w:r>
-        <w:t>Не предусматривается игра с искусственным интеллектом, изменение режимов игры, расширения допустимых слов, путём добавления своих.</w:t>
+        <w:t xml:space="preserve">Приложение должно функционировать на компьютере со следующими минимальными характеристиками: </w:t>
       </w:r>
     </w:p>
     <w:p>
-      <w:r>
-        <w:t xml:space="preserve">Игра написана исключительно на языке программирования </w:t>
-      </w:r>
-      <w:r>
+      <w:pPr>
+        <w:pStyle w:val="a"/>
+      </w:pPr>
+      <w:r>
+        <w:t>процессор Intel Core i3 или аналогичный с тактовой частотой не менее 2.0 ГГц;</w:t>
+      </w:r>
+    </w:p>
+    <w:p>
+      <w:pPr>
+        <w:pStyle w:val="a"/>
+      </w:pPr>
+      <w:r>
+        <w:t>оперативная память объёмом не менее 4 ГБ; свободное место на диске не менее 100 МБ;</w:t>
+      </w:r>
+    </w:p>
+    <w:p>
+      <w:pPr>
+        <w:pStyle w:val="a"/>
+      </w:pPr>
+      <w:r>
+        <w:t>наличие мыши в качестве устройств ввода;</w:t>
+      </w:r>
+    </w:p>
+    <w:p>
+      <w:pPr>
+        <w:pStyle w:val="a"/>
+      </w:pPr>
+      <w:r>
+        <w:t>монитор с разрешением не менее 1280×720 пикселей</w:t>
+      </w:r>
+      <w:r>
+        <w:t>.</w:t>
+      </w:r>
+    </w:p>
+    <w:p>
+      <w:r>
+        <w:t xml:space="preserve">Операционная </w:t>
+      </w:r>
+      <w:r>
+        <w:t>систем</w:t>
+      </w:r>
+      <w:r>
+        <w:t>а</w:t>
+      </w:r>
+      <w:r>
+        <w:t xml:space="preserve"> Windows 10 и выше. Поддержка других операционных систем, таких как Linux или </w:t>
+      </w:r>
+      <w:proofErr w:type="spellStart"/>
+      <w:r>
+        <w:t>macOS</w:t>
+      </w:r>
+      <w:proofErr w:type="spellEnd"/>
+      <w:r>
+        <w:t>, не предусматривается. Для функционирования приложения не требуется установка дополнительного программного обеспечения. Все необходимые библиотеки должны быть включены в состав исполняемого файла или поставляться вместе с приложением.</w:t>
+      </w:r>
+    </w:p>
+    <w:p>
+      <w:r>
+        <w:t>Приложение не содержит конфиденциальных данных пользователей и не требует авторизации. Дополнительные требования по обеспечению безопасности, шифрованию данных или резервному копированию не предусматриваются.</w:t>
+      </w:r>
+    </w:p>
+    <w:p>
+      <w:pPr>
         <w:rPr>
           <w:lang w:val="en-US"/>
         </w:rPr>
-        <w:t>C</w:t>
-      </w:r>
-      <w:r>
-        <w:t xml:space="preserve">++. </w:t>
-      </w:r>
-      <w:r>
-        <w:t>Содержит графический интерфейс.</w:t>
+      </w:pPr>
+      <w:r>
+        <w:t xml:space="preserve">Приложение должно быть разработано исключительно на языке программирования C++. Для реализации графического интерфейса </w:t>
+      </w:r>
+      <w:r>
+        <w:t xml:space="preserve">использован </w:t>
+      </w:r>
+      <w:r>
+        <w:rPr>
+          <w:lang w:val="en-US"/>
+        </w:rPr>
+        <w:t>framework – Qt.</w:t>
       </w:r>
     </w:p>
     <w:p>
       <w:r>
-        <w:t>Тестирование происходило на машине:</w:t>
+        <w:t xml:space="preserve">Начальное слово в центральной строке игрового поля должно генерироваться случайным образом из предопределённого набора слов при каждом запуске новой игры. Приложение не содержит уровней — игра протекает в едином непрерывном режиме. Приложение не предусматривает изменение уровня сложности. Единственный режим игры одинаков для всех </w:t>
+      </w:r>
+      <w:r>
+        <w:lastRenderedPageBreak/>
+        <w:t>игровых сессий.</w:t>
+      </w:r>
+      <w:r>
+        <w:t xml:space="preserve"> </w:t>
+      </w:r>
+      <w:r>
+        <w:t xml:space="preserve">Единственным параметром игрового успеха является количество набранных очков. </w:t>
+      </w:r>
+      <w:r>
+        <w:t>Каждое выбранное слово приносит определенное количество очков, зависящее от количества букв в слове, одна буква – одно очко</w:t>
+      </w:r>
+      <w:r>
+        <w:t>. Дополнительные параметры, такие как время выполнения, количество ходов или бонусы, не учитываются. Приложение не реализует механизм сохранения игры в точках сохранения. Игра существует только в рамках текущей сессии и не может быть возобновлена после завершения.</w:t>
       </w:r>
     </w:p>
+    <w:p>
+      <w:r>
+        <w:t>Тестирование приложения проведено методом интуитивного тестирования</w:t>
+      </w:r>
+      <w:r>
+        <w:t xml:space="preserve">. </w:t>
+      </w:r>
+      <w:r>
+        <w:t>Формальные тестовые сценарии не разрабатываются. Тестирование предполагает проверку работоспособности всех функциональных требований путём последовательного взаимодействия с интерфейсом приложения.</w:t>
+      </w:r>
+    </w:p>
+    <w:p>
+      <w:r>
+        <w:t>Тестирование проведено на компьютере со следующими характеристиками:</w:t>
+      </w:r>
+    </w:p>
+    <w:p>
+      <w:pPr>
+        <w:pStyle w:val="a"/>
+        <w:rPr>
+          <w:lang w:val="en-US"/>
+        </w:rPr>
+      </w:pPr>
+      <w:r>
+        <w:t>процессор Intel Core i5-</w:t>
+      </w:r>
+      <w:r>
+        <w:t>10300</w:t>
+      </w:r>
+      <w:r>
+        <w:rPr>
+          <w:lang w:val="en-US"/>
+        </w:rPr>
+        <w:t>H</w:t>
+      </w:r>
+      <w:r>
+        <w:t>;</w:t>
+      </w:r>
+    </w:p>
+    <w:p>
+      <w:pPr>
+        <w:pStyle w:val="a"/>
+        <w:rPr>
+          <w:lang w:val="en-US"/>
+        </w:rPr>
+      </w:pPr>
+      <w:r>
+        <w:t xml:space="preserve">видеокарта </w:t>
+      </w:r>
+      <w:r>
+        <w:rPr>
+          <w:lang w:val="en-US"/>
+        </w:rPr>
+        <w:t>NVIDIA</w:t>
+      </w:r>
+      <w:r>
+        <w:t xml:space="preserve"> </w:t>
+      </w:r>
+      <w:r>
+        <w:rPr>
+          <w:lang w:val="en-US"/>
+        </w:rPr>
+        <w:t>GeForce</w:t>
+      </w:r>
+      <w:r>
+        <w:t xml:space="preserve"> </w:t>
+      </w:r>
+      <w:r>
+        <w:rPr>
+          <w:lang w:val="en-US"/>
+        </w:rPr>
+        <w:t>GTX</w:t>
+      </w:r>
+      <w:r>
+        <w:t xml:space="preserve"> 16</w:t>
+      </w:r>
+      <w:r>
+        <w:rPr>
+          <w:lang w:val="en-US"/>
+        </w:rPr>
+        <w:t>50;</w:t>
+      </w:r>
+    </w:p>
+    <w:p>
+      <w:pPr>
+        <w:pStyle w:val="a"/>
+      </w:pPr>
+      <w:r>
+        <w:t xml:space="preserve">оперативная память </w:t>
+      </w:r>
+      <w:r>
+        <w:t>16</w:t>
+      </w:r>
+      <w:r>
+        <w:t xml:space="preserve"> ГБ;</w:t>
+      </w:r>
+    </w:p>
+    <w:p>
+      <w:pPr>
+        <w:pStyle w:val="a"/>
+      </w:pPr>
+      <w:r>
+        <w:t>операционная система Windows 1</w:t>
+      </w:r>
+      <w:r>
+        <w:t>1</w:t>
+      </w:r>
+      <w:r>
+        <w:t xml:space="preserve"> (64-bit);</w:t>
+      </w:r>
+    </w:p>
+    <w:p>
+      <w:pPr>
+        <w:pStyle w:val="a"/>
+      </w:pPr>
+      <w:r>
+        <w:t>разрешение экрана 1920×1080 пикселей;</w:t>
+      </w:r>
+    </w:p>
+    <w:p>
+      <w:pPr>
+        <w:pStyle w:val="a"/>
+        <w:rPr>
+          <w:lang w:val="en-US"/>
+        </w:rPr>
+      </w:pPr>
+      <w:r>
+        <w:t>устройства ввода — стандартная клавиатура и мышь.</w:t>
+      </w:r>
+    </w:p>
+    <w:p/>
     <w:sectPr>
       <w:footerReference w:type="default" r:id="rId8"/>
       <w:pgSz w:w="11906" w:h="16838"/>
@@ -100,7 +339,7 @@
 </file>
 
 <file path=word/endnotes.xml><?xml version="1.0" encoding="utf-8"?>
-<w:endnotes xmlns:wpc="http://schemas.microsoft.com/office/word/2010/wordprocessingCanvas" xmlns:cx="http://schemas.microsoft.com/office/drawing/2014/chartex" xmlns:cx1="http://schemas.microsoft.com/office/drawing/2015/9/8/chartex" xmlns:cx2="http://schemas.microsoft.com/office/drawing/2015/10/21/chartex" xmlns:cx3="http://schemas.microsoft.com/office/drawing/2016/5/9/chartex" xmlns:cx4="http://schemas.microsoft.com/office/drawing/2016/5/10/chartex" xmlns:cx5="http://schemas.microsoft.com/office/drawing/2016/5/11/chartex" xmlns:cx6="http://schemas.microsoft.com/office/drawing/2016/5/12/chartex" xmlns:cx7="http://schemas.microsoft.com/office/drawing/2016/5/13/chartex" xmlns:cx8="http://schemas.microsoft.com/office/drawing/2016/5/14/chartex" xmlns:mc="http://schemas.openxmlformats.org/markup-compatibility/2006" xmlns:aink="http://schemas.microsoft.com/office/drawing/2016/ink" xmlns:am3d="http://schemas.microsoft.com/office/drawing/2017/model3d" xmlns:o="urn:schemas-microsoft-com:office:office" xmlns:r="http://schemas.openxmlformats.org/officeDocument/2006/relationships" xmlns:m="http://schemas.openxmlformats.org/officeDocument/2006/math" xmlns:v="urn:schemas-microsoft-com:vml" xmlns:wp14="http://schemas.microsoft.com/office/word/2010/wordprocessingDrawing" xmlns:wp="http://schemas.openxmlformats.org/drawingml/2006/wordprocessingDrawing" xmlns:w10="urn:schemas-microsoft-com:office:word" xmlns:w="http://schemas.openxmlformats.org/wordprocessingml/2006/main" xmlns:w14="http://schemas.microsoft.com/office/word/2010/wordml" xmlns:w15="http://schemas.microsoft.com/office/word/2012/wordml" xmlns:w16cex="http://schemas.microsoft.com/office/word/2018/wordml/cex" xmlns:w16cid="http://schemas.microsoft.com/office/word/2016/wordml/cid" xmlns:w16="http://schemas.microsoft.com/office/word/2018/wordml" xmlns:w16sdtdh="http://schemas.microsoft.com/office/word/2020/wordml/sdtdatahash" xmlns:w16se="http://schemas.microsoft.com/office/word/2015/wordml/symex" xmlns:wpg="http://schemas.microsoft.com/office/word/2010/wordprocessingGroup" xmlns:wpi="http://schemas.microsoft.com/office/word/2010/wordprocessingInk" xmlns:wne="http://schemas.microsoft.com/office/word/2006/wordml" xmlns:wps="http://schemas.microsoft.com/office/word/2010/wordprocessingShape" mc:Ignorable="w14 w15 w16se w16cid w16 w16cex w16sdtdh wp14">
+<w:endnotes xmlns:wpc="http://schemas.microsoft.com/office/word/2010/wordprocessingCanvas" xmlns:cx="http://schemas.microsoft.com/office/drawing/2014/chartex" xmlns:cx1="http://schemas.microsoft.com/office/drawing/2015/9/8/chartex" xmlns:cx2="http://schemas.microsoft.com/office/drawing/2015/10/21/chartex" xmlns:cx3="http://schemas.microsoft.com/office/drawing/2016/5/9/chartex" xmlns:cx4="http://schemas.microsoft.com/office/drawing/2016/5/10/chartex" xmlns:cx5="http://schemas.microsoft.com/office/drawing/2016/5/11/chartex" xmlns:cx6="http://schemas.microsoft.com/office/drawing/2016/5/12/chartex" xmlns:cx7="http://schemas.microsoft.com/office/drawing/2016/5/13/chartex" xmlns:cx8="http://schemas.microsoft.com/office/drawing/2016/5/14/chartex" xmlns:mc="http://schemas.openxmlformats.org/markup-compatibility/2006" xmlns:aink="http://schemas.microsoft.com/office/drawing/2016/ink" xmlns:am3d="http://schemas.microsoft.com/office/drawing/2017/model3d" xmlns:o="urn:schemas-microsoft-com:office:office" xmlns:oel="http://schemas.microsoft.com/office/2019/extlst" xmlns:r="http://schemas.openxmlformats.org/officeDocument/2006/relationships" xmlns:m="http://schemas.openxmlformats.org/officeDocument/2006/math" xmlns:v="urn:schemas-microsoft-com:vml" xmlns:wp14="http://schemas.microsoft.com/office/word/2010/wordprocessingDrawing" xmlns:wp="http://schemas.openxmlformats.org/drawingml/2006/wordprocessingDrawing" xmlns:w10="urn:schemas-microsoft-com:office:word" xmlns:w="http://schemas.openxmlformats.org/wordprocessingml/2006/main" xmlns:w14="http://schemas.microsoft.com/office/word/2010/wordml" xmlns:w15="http://schemas.microsoft.com/office/word/2012/wordml" xmlns:w16cex="http://schemas.microsoft.com/office/word/2018/wordml/cex" xmlns:w16cid="http://schemas.microsoft.com/office/word/2016/wordml/cid" xmlns:w16="http://schemas.microsoft.com/office/word/2018/wordml" xmlns:w16sdtdh="http://schemas.microsoft.com/office/word/2020/wordml/sdtdatahash" xmlns:w16se="http://schemas.microsoft.com/office/word/2015/wordml/symex" xmlns:wpg="http://schemas.microsoft.com/office/word/2010/wordprocessingGroup" xmlns:wpi="http://schemas.microsoft.com/office/word/2010/wordprocessingInk" xmlns:wne="http://schemas.microsoft.com/office/word/2006/wordml" xmlns:wps="http://schemas.microsoft.com/office/word/2010/wordprocessingShape" mc:Ignorable="w14 w15 w16se w16cid w16 w16cex w16sdtdh wp14">
   <w:endnote w:type="separator" w:id="-1">
     <w:p>
       <w:pPr>
@@ -125,7 +364,7 @@
 </file>
 
 <file path=word/footer1.xml><?xml version="1.0" encoding="utf-8"?>
-<w:ftr xmlns:wpc="http://schemas.microsoft.com/office/word/2010/wordprocessingCanvas" xmlns:cx="http://schemas.microsoft.com/office/drawing/2014/chartex" xmlns:cx1="http://schemas.microsoft.com/office/drawing/2015/9/8/chartex" xmlns:cx2="http://schemas.microsoft.com/office/drawing/2015/10/21/chartex" xmlns:cx3="http://schemas.microsoft.com/office/drawing/2016/5/9/chartex" xmlns:cx4="http://schemas.microsoft.com/office/drawing/2016/5/10/chartex" xmlns:cx5="http://schemas.microsoft.com/office/drawing/2016/5/11/chartex" xmlns:cx6="http://schemas.microsoft.com/office/drawing/2016/5/12/chartex" xmlns:cx7="http://schemas.microsoft.com/office/drawing/2016/5/13/chartex" xmlns:cx8="http://schemas.microsoft.com/office/drawing/2016/5/14/chartex" xmlns:mc="http://schemas.openxmlformats.org/markup-compatibility/2006" xmlns:aink="http://schemas.microsoft.com/office/drawing/2016/ink" xmlns:am3d="http://schemas.microsoft.com/office/drawing/2017/model3d" xmlns:o="urn:schemas-microsoft-com:office:office" xmlns:r="http://schemas.openxmlformats.org/officeDocument/2006/relationships" xmlns:m="http://schemas.openxmlformats.org/officeDocument/2006/math" xmlns:v="urn:schemas-microsoft-com:vml" xmlns:wp14="http://schemas.microsoft.com/office/word/2010/wordprocessingDrawing" xmlns:wp="http://schemas.openxmlformats.org/drawingml/2006/wordprocessingDrawing" xmlns:w10="urn:schemas-microsoft-com:office:word" xmlns:w="http://schemas.openxmlformats.org/wordprocessingml/2006/main" xmlns:w14="http://schemas.microsoft.com/office/word/2010/wordml" xmlns:w15="http://schemas.microsoft.com/office/word/2012/wordml" xmlns:w16cex="http://schemas.microsoft.com/office/word/2018/wordml/cex" xmlns:w16cid="http://schemas.microsoft.com/office/word/2016/wordml/cid" xmlns:w16="http://schemas.microsoft.com/office/word/2018/wordml" xmlns:w16sdtdh="http://schemas.microsoft.com/office/word/2020/wordml/sdtdatahash" xmlns:w16se="http://schemas.microsoft.com/office/word/2015/wordml/symex" xmlns:wpg="http://schemas.microsoft.com/office/word/2010/wordprocessingGroup" xmlns:wpi="http://schemas.microsoft.com/office/word/2010/wordprocessingInk" xmlns:wne="http://schemas.microsoft.com/office/word/2006/wordml" xmlns:wps="http://schemas.microsoft.com/office/word/2010/wordprocessingShape" mc:Ignorable="w14 w15 w16se w16cid w16 w16cex w16sdtdh wp14">
+<w:ftr xmlns:wpc="http://schemas.microsoft.com/office/word/2010/wordprocessingCanvas" xmlns:cx="http://schemas.microsoft.com/office/drawing/2014/chartex" xmlns:cx1="http://schemas.microsoft.com/office/drawing/2015/9/8/chartex" xmlns:cx2="http://schemas.microsoft.com/office/drawing/2015/10/21/chartex" xmlns:cx3="http://schemas.microsoft.com/office/drawing/2016/5/9/chartex" xmlns:cx4="http://schemas.microsoft.com/office/drawing/2016/5/10/chartex" xmlns:cx5="http://schemas.microsoft.com/office/drawing/2016/5/11/chartex" xmlns:cx6="http://schemas.microsoft.com/office/drawing/2016/5/12/chartex" xmlns:cx7="http://schemas.microsoft.com/office/drawing/2016/5/13/chartex" xmlns:cx8="http://schemas.microsoft.com/office/drawing/2016/5/14/chartex" xmlns:mc="http://schemas.openxmlformats.org/markup-compatibility/2006" xmlns:aink="http://schemas.microsoft.com/office/drawing/2016/ink" xmlns:am3d="http://schemas.microsoft.com/office/drawing/2017/model3d" xmlns:o="urn:schemas-microsoft-com:office:office" xmlns:oel="http://schemas.microsoft.com/office/2019/extlst" xmlns:r="http://schemas.openxmlformats.org/officeDocument/2006/relationships" xmlns:m="http://schemas.openxmlformats.org/officeDocument/2006/math" xmlns:v="urn:schemas-microsoft-com:vml" xmlns:wp14="http://schemas.microsoft.com/office/word/2010/wordprocessingDrawing" xmlns:wp="http://schemas.openxmlformats.org/drawingml/2006/wordprocessingDrawing" xmlns:w10="urn:schemas-microsoft-com:office:word" xmlns:w="http://schemas.openxmlformats.org/wordprocessingml/2006/main" xmlns:w14="http://schemas.microsoft.com/office/word/2010/wordml" xmlns:w15="http://schemas.microsoft.com/office/word/2012/wordml" xmlns:w16cex="http://schemas.microsoft.com/office/word/2018/wordml/cex" xmlns:w16cid="http://schemas.microsoft.com/office/word/2016/wordml/cid" xmlns:w16="http://schemas.microsoft.com/office/word/2018/wordml" xmlns:w16sdtdh="http://schemas.microsoft.com/office/word/2020/wordml/sdtdatahash" xmlns:w16se="http://schemas.microsoft.com/office/word/2015/wordml/symex" xmlns:wpg="http://schemas.microsoft.com/office/word/2010/wordprocessingGroup" xmlns:wpi="http://schemas.microsoft.com/office/word/2010/wordprocessingInk" xmlns:wne="http://schemas.microsoft.com/office/word/2006/wordml" xmlns:wps="http://schemas.microsoft.com/office/word/2010/wordprocessingShape" mc:Ignorable="w14 w15 w16se w16cid w16 w16cex w16sdtdh wp14">
   <w:p>
     <w:pPr>
       <w:pStyle w:val="af2"/>
@@ -155,7 +394,7 @@
 </file>
 
 <file path=word/footnotes.xml><?xml version="1.0" encoding="utf-8"?>
-<w:footnotes xmlns:wpc="http://schemas.microsoft.com/office/word/2010/wordprocessingCanvas" xmlns:cx="http://schemas.microsoft.com/office/drawing/2014/chartex" xmlns:cx1="http://schemas.microsoft.com/office/drawing/2015/9/8/chartex" xmlns:cx2="http://schemas.microsoft.com/office/drawing/2015/10/21/chartex" xmlns:cx3="http://schemas.microsoft.com/office/drawing/2016/5/9/chartex" xmlns:cx4="http://schemas.microsoft.com/office/drawing/2016/5/10/chartex" xmlns:cx5="http://schemas.microsoft.com/office/drawing/2016/5/11/chartex" xmlns:cx6="http://schemas.microsoft.com/office/drawing/2016/5/12/chartex" xmlns:cx7="http://schemas.microsoft.com/office/drawing/2016/5/13/chartex" xmlns:cx8="http://schemas.microsoft.com/office/drawing/2016/5/14/chartex" xmlns:mc="http://schemas.openxmlformats.org/markup-compatibility/2006" xmlns:aink="http://schemas.microsoft.com/office/drawing/2016/ink" xmlns:am3d="http://schemas.microsoft.com/office/drawing/2017/model3d" xmlns:o="urn:schemas-microsoft-com:office:office" xmlns:r="http://schemas.openxmlformats.org/officeDocument/2006/relationships" xmlns:m="http://schemas.openxmlformats.org/officeDocument/2006/math" xmlns:v="urn:schemas-microsoft-com:vml" xmlns:wp14="http://schemas.microsoft.com/office/word/2010/wordprocessingDrawing" xmlns:wp="http://schemas.openxmlformats.org/drawingml/2006/wordprocessingDrawing" xmlns:w10="urn:schemas-microsoft-com:office:word" xmlns:w="http://schemas.openxmlformats.org/wordprocessingml/2006/main" xmlns:w14="http://schemas.microsoft.com/office/word/2010/wordml" xmlns:w15="http://schemas.microsoft.com/office/word/2012/wordml" xmlns:w16cex="http://schemas.microsoft.com/office/word/2018/wordml/cex" xmlns:w16cid="http://schemas.microsoft.com/office/word/2016/wordml/cid" xmlns:w16="http://schemas.microsoft.com/office/word/2018/wordml" xmlns:w16sdtdh="http://schemas.microsoft.com/office/word/2020/wordml/sdtdatahash" xmlns:w16se="http://schemas.microsoft.com/office/word/2015/wordml/symex" xmlns:wpg="http://schemas.microsoft.com/office/word/2010/wordprocessingGroup" xmlns:wpi="http://schemas.microsoft.com/office/word/2010/wordprocessingInk" xmlns:wne="http://schemas.microsoft.com/office/word/2006/wordml" xmlns:wps="http://schemas.microsoft.com/office/word/2010/wordprocessingShape" mc:Ignorable="w14 w15 w16se w16cid w16 w16cex w16sdtdh wp14">
+<w:footnotes xmlns:wpc="http://schemas.microsoft.com/office/word/2010/wordprocessingCanvas" xmlns:cx="http://schemas.microsoft.com/office/drawing/2014/chartex" xmlns:cx1="http://schemas.microsoft.com/office/drawing/2015/9/8/chartex" xmlns:cx2="http://schemas.microsoft.com/office/drawing/2015/10/21/chartex" xmlns:cx3="http://schemas.microsoft.com/office/drawing/2016/5/9/chartex" xmlns:cx4="http://schemas.microsoft.com/office/drawing/2016/5/10/chartex" xmlns:cx5="http://schemas.microsoft.com/office/drawing/2016/5/11/chartex" xmlns:cx6="http://schemas.microsoft.com/office/drawing/2016/5/12/chartex" xmlns:cx7="http://schemas.microsoft.com/office/drawing/2016/5/13/chartex" xmlns:cx8="http://schemas.microsoft.com/office/drawing/2016/5/14/chartex" xmlns:mc="http://schemas.openxmlformats.org/markup-compatibility/2006" xmlns:aink="http://schemas.microsoft.com/office/drawing/2016/ink" xmlns:am3d="http://schemas.microsoft.com/office/drawing/2017/model3d" xmlns:o="urn:schemas-microsoft-com:office:office" xmlns:oel="http://schemas.microsoft.com/office/2019/extlst" xmlns:r="http://schemas.openxmlformats.org/officeDocument/2006/relationships" xmlns:m="http://schemas.openxmlformats.org/officeDocument/2006/math" xmlns:v="urn:schemas-microsoft-com:vml" xmlns:wp14="http://schemas.microsoft.com/office/word/2010/wordprocessingDrawing" xmlns:wp="http://schemas.openxmlformats.org/drawingml/2006/wordprocessingDrawing" xmlns:w10="urn:schemas-microsoft-com:office:word" xmlns:w="http://schemas.openxmlformats.org/wordprocessingml/2006/main" xmlns:w14="http://schemas.microsoft.com/office/word/2010/wordml" xmlns:w15="http://schemas.microsoft.com/office/word/2012/wordml" xmlns:w16cex="http://schemas.microsoft.com/office/word/2018/wordml/cex" xmlns:w16cid="http://schemas.microsoft.com/office/word/2016/wordml/cid" xmlns:w16="http://schemas.microsoft.com/office/word/2018/wordml" xmlns:w16sdtdh="http://schemas.microsoft.com/office/word/2020/wordml/sdtdatahash" xmlns:w16se="http://schemas.microsoft.com/office/word/2015/wordml/symex" xmlns:wpg="http://schemas.microsoft.com/office/word/2010/wordprocessingGroup" xmlns:wpi="http://schemas.microsoft.com/office/word/2010/wordprocessingInk" xmlns:wne="http://schemas.microsoft.com/office/word/2006/wordml" xmlns:wps="http://schemas.microsoft.com/office/word/2010/wordprocessingShape" mc:Ignorable="w14 w15 w16se w16cid w16 w16cex w16sdtdh wp14">
   <w:footnote w:type="separator" w:id="-1">
     <w:p>
       <w:pPr>
@@ -180,7 +419,7 @@
 </file>
 
 <file path=word/numbering.xml><?xml version="1.0" encoding="utf-8"?>
-<w:numbering xmlns:wpc="http://schemas.microsoft.com/office/word/2010/wordprocessingCanvas" xmlns:cx="http://schemas.microsoft.com/office/drawing/2014/chartex" xmlns:cx1="http://schemas.microsoft.com/office/drawing/2015/9/8/chartex" xmlns:cx2="http://schemas.microsoft.com/office/drawing/2015/10/21/chartex" xmlns:cx3="http://schemas.microsoft.com/office/drawing/2016/5/9/chartex" xmlns:cx4="http://schemas.microsoft.com/office/drawing/2016/5/10/chartex" xmlns:cx5="http://schemas.microsoft.com/office/drawing/2016/5/11/chartex" xmlns:cx6="http://schemas.microsoft.com/office/drawing/2016/5/12/chartex" xmlns:cx7="http://schemas.microsoft.com/office/drawing/2016/5/13/chartex" xmlns:cx8="http://schemas.microsoft.com/office/drawing/2016/5/14/chartex" xmlns:mc="http://schemas.openxmlformats.org/markup-compatibility/2006" xmlns:aink="http://schemas.microsoft.com/office/drawing/2016/ink" xmlns:am3d="http://schemas.microsoft.com/office/drawing/2017/model3d" xmlns:o="urn:schemas-microsoft-com:office:office" xmlns:r="http://schemas.openxmlformats.org/officeDocument/2006/relationships" xmlns:m="http://schemas.openxmlformats.org/officeDocument/2006/math" xmlns:v="urn:schemas-microsoft-com:vml" xmlns:wp14="http://schemas.microsoft.com/office/word/2010/wordprocessingDrawing" xmlns:wp="http://schemas.openxmlformats.org/drawingml/2006/wordprocessingDrawing" xmlns:w10="urn:schemas-microsoft-com:office:word" xmlns:w="http://schemas.openxmlformats.org/wordprocessingml/2006/main" xmlns:w14="http://schemas.microsoft.com/office/word/2010/wordml" xmlns:w15="http://schemas.microsoft.com/office/word/2012/wordml" xmlns:w16cex="http://schemas.microsoft.com/office/word/2018/wordml/cex" xmlns:w16cid="http://schemas.microsoft.com/office/word/2016/wordml/cid" xmlns:w16="http://schemas.microsoft.com/office/word/2018/wordml" xmlns:w16sdtdh="http://schemas.microsoft.com/office/word/2020/wordml/sdtdatahash" xmlns:w16se="http://schemas.microsoft.com/office/word/2015/wordml/symex" xmlns:wpg="http://schemas.microsoft.com/office/word/2010/wordprocessingGroup" xmlns:wpi="http://schemas.microsoft.com/office/word/2010/wordprocessingInk" xmlns:wne="http://schemas.microsoft.com/office/word/2006/wordml" xmlns:wps="http://schemas.microsoft.com/office/word/2010/wordprocessingShape" mc:Ignorable="w14 w15 w16se w16cid w16 w16cex w16sdtdh wp14">
+<w:numbering xmlns:wpc="http://schemas.microsoft.com/office/word/2010/wordprocessingCanvas" xmlns:cx="http://schemas.microsoft.com/office/drawing/2014/chartex" xmlns:cx1="http://schemas.microsoft.com/office/drawing/2015/9/8/chartex" xmlns:cx2="http://schemas.microsoft.com/office/drawing/2015/10/21/chartex" xmlns:cx3="http://schemas.microsoft.com/office/drawing/2016/5/9/chartex" xmlns:cx4="http://schemas.microsoft.com/office/drawing/2016/5/10/chartex" xmlns:cx5="http://schemas.microsoft.com/office/drawing/2016/5/11/chartex" xmlns:cx6="http://schemas.microsoft.com/office/drawing/2016/5/12/chartex" xmlns:cx7="http://schemas.microsoft.com/office/drawing/2016/5/13/chartex" xmlns:cx8="http://schemas.microsoft.com/office/drawing/2016/5/14/chartex" xmlns:mc="http://schemas.openxmlformats.org/markup-compatibility/2006" xmlns:aink="http://schemas.microsoft.com/office/drawing/2016/ink" xmlns:am3d="http://schemas.microsoft.com/office/drawing/2017/model3d" xmlns:o="urn:schemas-microsoft-com:office:office" xmlns:oel="http://schemas.microsoft.com/office/2019/extlst" xmlns:r="http://schemas.openxmlformats.org/officeDocument/2006/relationships" xmlns:m="http://schemas.openxmlformats.org/officeDocument/2006/math" xmlns:v="urn:schemas-microsoft-com:vml" xmlns:wp14="http://schemas.microsoft.com/office/word/2010/wordprocessingDrawing" xmlns:wp="http://schemas.openxmlformats.org/drawingml/2006/wordprocessingDrawing" xmlns:w10="urn:schemas-microsoft-com:office:word" xmlns:w="http://schemas.openxmlformats.org/wordprocessingml/2006/main" xmlns:w14="http://schemas.microsoft.com/office/word/2010/wordml" xmlns:w15="http://schemas.microsoft.com/office/word/2012/wordml" xmlns:w16cex="http://schemas.microsoft.com/office/word/2018/wordml/cex" xmlns:w16cid="http://schemas.microsoft.com/office/word/2016/wordml/cid" xmlns:w16="http://schemas.microsoft.com/office/word/2018/wordml" xmlns:w16sdtdh="http://schemas.microsoft.com/office/word/2020/wordml/sdtdatahash" xmlns:w16se="http://schemas.microsoft.com/office/word/2015/wordml/symex" xmlns:wpg="http://schemas.microsoft.com/office/word/2010/wordprocessingGroup" xmlns:wpi="http://schemas.microsoft.com/office/word/2010/wordprocessingInk" xmlns:wne="http://schemas.microsoft.com/office/word/2006/wordml" xmlns:wps="http://schemas.microsoft.com/office/word/2010/wordprocessingShape" mc:Ignorable="w14 w15 w16se w16cid w16 w16cex w16sdtdh wp14">
   <w:abstractNum w:abstractNumId="0" w15:restartNumberingAfterBreak="0">
     <w:nsid w:val="1A3A658A"/>
     <w:multiLevelType w:val="hybridMultilevel"/>
@@ -1350,55 +1589,55 @@
       </w:rPr>
     </w:lvl>
   </w:abstractNum>
-  <w:num w:numId="1">
+  <w:num w:numId="1" w16cid:durableId="725878309">
     <w:abstractNumId w:val="9"/>
   </w:num>
-  <w:num w:numId="2">
+  <w:num w:numId="2" w16cid:durableId="721057090">
     <w:abstractNumId w:val="0"/>
   </w:num>
-  <w:num w:numId="3">
+  <w:num w:numId="3" w16cid:durableId="170416624">
     <w:abstractNumId w:val="10"/>
   </w:num>
-  <w:num w:numId="4">
+  <w:num w:numId="4" w16cid:durableId="1091244403">
     <w:abstractNumId w:val="2"/>
   </w:num>
-  <w:num w:numId="5">
+  <w:num w:numId="5" w16cid:durableId="210966875">
     <w:abstractNumId w:val="1"/>
   </w:num>
-  <w:num w:numId="6">
+  <w:num w:numId="6" w16cid:durableId="1884559726">
     <w:abstractNumId w:val="7"/>
   </w:num>
-  <w:num w:numId="7">
+  <w:num w:numId="7" w16cid:durableId="32001736">
     <w:abstractNumId w:val="5"/>
   </w:num>
-  <w:num w:numId="8">
+  <w:num w:numId="8" w16cid:durableId="1884636080">
     <w:abstractNumId w:val="6"/>
   </w:num>
-  <w:num w:numId="9">
+  <w:num w:numId="9" w16cid:durableId="1892686084">
     <w:abstractNumId w:val="2"/>
     <w:lvlOverride w:ilvl="0">
       <w:startOverride w:val="1"/>
     </w:lvlOverride>
   </w:num>
-  <w:num w:numId="10">
+  <w:num w:numId="10" w16cid:durableId="1710839226">
     <w:abstractNumId w:val="2"/>
     <w:lvlOverride w:ilvl="0">
       <w:startOverride w:val="1"/>
     </w:lvlOverride>
   </w:num>
-  <w:num w:numId="11">
+  <w:num w:numId="11" w16cid:durableId="154028314">
     <w:abstractNumId w:val="8"/>
   </w:num>
-  <w:num w:numId="12">
+  <w:num w:numId="12" w16cid:durableId="260375985">
     <w:abstractNumId w:val="2"/>
     <w:lvlOverride w:ilvl="0">
       <w:startOverride w:val="1"/>
     </w:lvlOverride>
   </w:num>
-  <w:num w:numId="13">
+  <w:num w:numId="13" w16cid:durableId="826559030">
     <w:abstractNumId w:val="4"/>
   </w:num>
-  <w:num w:numId="14">
+  <w:num w:numId="14" w16cid:durableId="195898162">
     <w:abstractNumId w:val="3"/>
   </w:num>
 </w:numbering>
@@ -2007,7 +2246,6 @@
   <w:style w:type="character" w:default="1" w:styleId="a2">
     <w:name w:val="Default Paragraph Font"/>
     <w:uiPriority w:val="1"/>
-    <w:semiHidden/>
     <w:unhideWhenUsed/>
   </w:style>
   <w:style w:type="table" w:default="1" w:styleId="a3">
